--- a/docs/Quick_Guide_JP.docx
+++ b/docs/Quick_Guide_JP.docx
@@ -329,7 +329,6 @@
     <w:p>
       <w:pPr>
         <w:rPr>
-          <w:rFonts w:hint="eastAsia"/>
           <w:lang w:val="en" w:eastAsia="ja-JP"/>
         </w:rPr>
       </w:pPr>
@@ -715,7 +714,7 @@
         <w:rPr>
           <w:sz w:val="20"/>
           <w:szCs w:val="20"/>
-          <w:lang w:eastAsia="ja-JP"/>
+          <w:lang w:val="en" w:eastAsia="ja-JP"/>
         </w:rPr>
       </w:pPr>
       <w:r>
@@ -752,16 +751,16 @@
           <w:szCs w:val="20"/>
           <w:lang w:val="en" w:eastAsia="ja-JP"/>
         </w:rPr>
-        <w:t>ヘルパーをロードするために必要なファイルは次</w:t>
-      </w:r>
-      <w:r>
-        <w:rPr>
-          <w:rFonts w:hint="eastAsia"/>
-          <w:sz w:val="20"/>
-          <w:szCs w:val="20"/>
-          <w:lang w:val="en" w:eastAsia="ja-JP"/>
-        </w:rPr>
-        <w:t>UR</w:t>
+        <w:t>ヘルパーをロードするために必要なファイルは</w:t>
+      </w:r>
+      <w:r>
+        <w:rPr>
+          <w:rFonts w:hint="eastAsia"/>
+          <w:sz w:val="20"/>
+          <w:szCs w:val="20"/>
+          <w:lang w:val="en" w:eastAsia="ja-JP"/>
+        </w:rPr>
+        <w:t>以下</w:t>
       </w:r>
       <w:r>
         <w:rPr>
@@ -820,7 +819,6 @@
     <w:p>
       <w:pPr>
         <w:rPr>
-          <w:rFonts w:hint="eastAsia"/>
           <w:sz w:val="20"/>
           <w:szCs w:val="20"/>
           <w:lang w:val="en" w:eastAsia="ja-JP"/>
@@ -1387,7 +1385,6 @@
       <w:pPr>
         <w:spacing w:line="240" w:lineRule="auto"/>
         <w:rPr>
-          <w:rFonts w:hint="eastAsia"/>
           <w:sz w:val="20"/>
           <w:szCs w:val="20"/>
           <w:lang w:val="en" w:eastAsia="ja-JP"/>
@@ -1425,7 +1422,6 @@
       <w:pPr>
         <w:spacing w:line="240" w:lineRule="auto"/>
         <w:rPr>
-          <w:rFonts w:hint="eastAsia"/>
           <w:sz w:val="20"/>
           <w:szCs w:val="20"/>
           <w:lang w:val="en" w:eastAsia="ja-JP"/>
@@ -1463,7 +1459,6 @@
       <w:pPr>
         <w:spacing w:line="240" w:lineRule="auto"/>
         <w:rPr>
-          <w:rFonts w:hint="eastAsia"/>
           <w:sz w:val="20"/>
           <w:szCs w:val="20"/>
           <w:lang w:val="en" w:eastAsia="ja-JP"/>
@@ -1501,7 +1496,6 @@
       <w:pPr>
         <w:spacing w:line="240" w:lineRule="auto"/>
         <w:rPr>
-          <w:rFonts w:hint="eastAsia"/>
           <w:sz w:val="20"/>
           <w:szCs w:val="20"/>
           <w:lang w:val="en" w:eastAsia="ja-JP"/>
@@ -1609,7 +1603,6 @@
     <w:p>
       <w:pPr>
         <w:rPr>
-          <w:rFonts w:hint="eastAsia"/>
           <w:sz w:val="20"/>
           <w:szCs w:val="20"/>
           <w:lang w:val="en" w:eastAsia="ja-JP"/>
@@ -1667,7 +1660,25 @@
           <w:szCs w:val="20"/>
           <w:lang w:val="en" w:eastAsia="ja-JP"/>
         </w:rPr>
-        <w:t>DHP</w:t>
+        <w:t>DH</w:t>
+      </w:r>
+      <w:r>
+        <w:rPr>
+          <w:rFonts w:hint="eastAsia"/>
+          <w:sz w:val="20"/>
+          <w:szCs w:val="20"/>
+          <w:lang w:val="en" w:eastAsia="ja-JP"/>
+        </w:rPr>
+        <w:t>C</w:t>
+      </w:r>
+      <w:r>
+        <w:rPr>
+          <w:rFonts w:hint="eastAsia"/>
+          <w:sz w:val="20"/>
+          <w:szCs w:val="20"/>
+          <w:lang w:val="en" w:eastAsia="ja-JP"/>
+        </w:rPr>
+        <w:t>P</w:t>
       </w:r>
       <w:r>
         <w:rPr>
@@ -1691,7 +1702,6 @@
     <w:p>
       <w:pPr>
         <w:rPr>
-          <w:rFonts w:hint="eastAsia"/>
           <w:sz w:val="20"/>
           <w:szCs w:val="20"/>
           <w:lang w:val="en" w:eastAsia="ja-JP"/>
@@ -1841,14 +1851,26 @@
         </w:rPr>
         <w:t>カードについてさらに詳しく知るには、</w:t>
       </w:r>
-      <w:r>
-        <w:rPr>
-          <w:rFonts w:hint="eastAsia"/>
-          <w:sz w:val="20"/>
-          <w:szCs w:val="20"/>
-          <w:lang w:val="en" w:eastAsia="ja-JP"/>
-        </w:rPr>
-        <w:t xml:space="preserve">https://www.youtube.com/watch?v=Ph_3VFheo2I </w:t>
+      <w:hyperlink r:id="rId6" w:history="1">
+        <w:r>
+          <w:rPr>
+            <w:rStyle w:val="a3"/>
+            <w:rFonts w:hint="eastAsia"/>
+            <w:sz w:val="20"/>
+            <w:szCs w:val="20"/>
+            <w:lang w:val="en" w:eastAsia="ja-JP"/>
+          </w:rPr>
+          <w:t>https://www.youtube.com/watch?v=Ph_3VFheo2I</w:t>
+        </w:r>
+      </w:hyperlink>
+      <w:r>
+        <w:rPr>
+          <w:rFonts w:hint="eastAsia"/>
+          <w:sz w:val="20"/>
+          <w:szCs w:val="20"/>
+          <w:lang w:val="en" w:eastAsia="ja-JP"/>
+        </w:rPr>
+        <w:t xml:space="preserve"> </w:t>
       </w:r>
       <w:r>
         <w:rPr>
@@ -1919,7 +1941,7 @@
         </w:rPr>
         <w:t xml:space="preserve"> -</w:t>
       </w:r>
-      <w:hyperlink r:id="rId6" w:anchor="internestor-lite---architecture-and-limitations" w:history="1">
+      <w:hyperlink r:id="rId7" w:anchor="internestor-lite---architecture-and-limitations" w:history="1">
         <w:r>
           <w:rPr>
             <w:rStyle w:val="a3"/>
@@ -1948,7 +1970,7 @@
         </w:rPr>
         <w:t>設定</w:t>
       </w:r>
-      <w:hyperlink r:id="rId7" w:history="1">
+      <w:hyperlink r:id="rId8" w:history="1">
         <w:r>
           <w:rPr>
             <w:rStyle w:val="a3"/>
@@ -1982,7 +2004,7 @@
         </w:rPr>
         <w:t>コマンドリファレンス</w:t>
       </w:r>
-      <w:hyperlink r:id="rId8" w:history="1">
+      <w:hyperlink r:id="rId9" w:history="1">
         <w:r>
           <w:rPr>
             <w:rStyle w:val="a3"/>
@@ -2000,7 +2022,6 @@
           <w:numId w:val="4"/>
         </w:numPr>
         <w:rPr>
-          <w:rFonts w:hint="eastAsia"/>
           <w:lang w:eastAsia="ja-JP"/>
         </w:rPr>
       </w:pPr>
@@ -2045,7 +2066,7 @@
         </w:rPr>
         <w:br/>
       </w:r>
-      <w:hyperlink r:id="rId9" w:history="1">
+      <w:hyperlink r:id="rId10" w:history="1">
         <w:r>
           <w:rPr>
             <w:rStyle w:val="a3"/>
@@ -3714,6 +3735,7 @@
   <w:style w:type="character" w:default="1" w:styleId="a0">
     <w:name w:val="Default Paragraph Font"/>
     <w:uiPriority w:val="1"/>
+    <w:semiHidden/>
     <w:unhideWhenUsed/>
   </w:style>
   <w:style w:type="table" w:default="1" w:styleId="a1">

--- a/docs/Quick_Guide_JP.docx
+++ b/docs/Quick_Guide_JP.docx
@@ -1212,7 +1212,7 @@
           <w:szCs w:val="20"/>
           <w:lang w:val="en" w:eastAsia="ja-JP"/>
         </w:rPr>
-        <w:t>"RAMHELPR I INL 2 I"</w:t>
+        <w:t>"RAMHELPR I INL2 I"</w:t>
       </w:r>
       <w:r>
         <w:rPr>
@@ -1230,7 +1230,7 @@
           <w:szCs w:val="20"/>
           <w:lang w:val="en" w:eastAsia="ja-JP"/>
         </w:rPr>
-        <w:t>"MSR I NL 2 I"</w:t>
+        <w:t>"MSR INL2 I"</w:t>
       </w:r>
       <w:r>
         <w:rPr>
